--- a/model/dataTemp/HonDaBac.docx
+++ b/model/dataTemp/HonDaBac.docx
@@ -11,90 +11,6 @@
           <w:iCs/>
         </w:rPr>
         <w:t>Chỉ cách trung tâm thành phố Cà Mau khoảng 50km, Hòn Đá Bạc với diện tích khoảng 6,43ha, là một cụm đảo đẹp bao gồm ba hòn lớn, nhỏ nằm gần nhau: Hòn Ông Ngộ, Hòn Đá Lẻ và Hòn Đá Bạc. Theo nhiều tài liệu ghi lại, Hòn Đá Bạc có niên đại khoảng 180 triệu năm (thuộc kỷ Jura giữa – Trung sinh). Với nét đẹp hoang sơ, kì vĩ cùng những dấu tích lịch sử in đậm, nơi đây trở thành địa điểm du lịch thu hút rất nhiều du khách đến với mảnh đất cuối cùng trên bản đồ Việt Nam.</w:t>
-      </w:r>
-    </w:p>
-    <w:p>
-      <w:r>
-        <w:drawing>
-          <wp:inline distT="0" distB="0" distL="0" distR="0" wp14:anchorId="3DE2F838" wp14:editId="5242CC2F">
-            <wp:extent cx="5943600" cy="3369945"/>
-            <wp:effectExtent l="0" t="0" r="0" b="1905"/>
-            <wp:docPr id="1543097278" name="Picture 48" descr="hòn đá bạc từ xa"/>
-            <wp:cNvGraphicFramePr>
-              <a:graphicFrameLocks xmlns:a="http://schemas.openxmlformats.org/drawingml/2006/main" noChangeAspect="1"/>
-            </wp:cNvGraphicFramePr>
-            <a:graphic xmlns:a="http://schemas.openxmlformats.org/drawingml/2006/main">
-              <a:graphicData uri="http://schemas.openxmlformats.org/drawingml/2006/picture">
-                <pic:pic xmlns:pic="http://schemas.openxmlformats.org/drawingml/2006/picture">
-                  <pic:nvPicPr>
-                    <pic:cNvPr id="0" name="Picture 129" descr="hòn đá bạc từ xa"/>
-                    <pic:cNvPicPr>
-                      <a:picLocks noChangeAspect="1" noChangeArrowheads="1"/>
-                    </pic:cNvPicPr>
-                  </pic:nvPicPr>
-                  <pic:blipFill>
-                    <a:blip r:embed="rId5">
-                      <a:extLst>
-                        <a:ext uri="{28A0092B-C50C-407E-A947-70E740481C1C}">
-                          <a14:useLocalDpi xmlns:a14="http://schemas.microsoft.com/office/drawing/2010/main" val="0"/>
-                        </a:ext>
-                      </a:extLst>
-                    </a:blip>
-                    <a:srcRect/>
-                    <a:stretch>
-                      <a:fillRect/>
-                    </a:stretch>
-                  </pic:blipFill>
-                  <pic:spPr bwMode="auto">
-                    <a:xfrm>
-                      <a:off x="0" y="0"/>
-                      <a:ext cx="5943600" cy="3369945"/>
-                    </a:xfrm>
-                    <a:prstGeom prst="rect">
-                      <a:avLst/>
-                    </a:prstGeom>
-                    <a:noFill/>
-                    <a:ln>
-                      <a:noFill/>
-                    </a:ln>
-                  </pic:spPr>
-                </pic:pic>
-              </a:graphicData>
-            </a:graphic>
-          </wp:inline>
-        </w:drawing>
-      </w:r>
-    </w:p>
-    <w:p>
-      <w:pPr>
-        <w:rPr>
-          <w:i/>
-          <w:iCs/>
-        </w:rPr>
-      </w:pPr>
-      <w:r>
-        <w:rPr>
-          <w:i/>
-          <w:iCs/>
-        </w:rPr>
-        <w:t>Một góc hình ảnh </w:t>
-      </w:r>
-      <w:hyperlink r:id="rId6" w:tgtFrame="_blank" w:history="1">
-        <w:r>
-          <w:rPr>
-            <w:rStyle w:val="Hyperlink"/>
-            <w:i/>
-            <w:iCs/>
-          </w:rPr>
-          <w:t>địa điểm du lịch Cà Mau</w:t>
-        </w:r>
-      </w:hyperlink>
-      <w:r>
-        <w:rPr>
-          <w:i/>
-          <w:iCs/>
-        </w:rPr>
-        <w:t> (ảnh st)</w:t>
       </w:r>
     </w:p>
     <w:p>
@@ -150,144 +66,12 @@
     </w:p>
     <w:p>
       <w:r>
-        <w:lastRenderedPageBreak/>
-        <w:drawing>
-          <wp:inline distT="0" distB="0" distL="0" distR="0" wp14:anchorId="47596219" wp14:editId="3D576D4E">
-            <wp:extent cx="5943600" cy="3925570"/>
-            <wp:effectExtent l="0" t="0" r="0" b="0"/>
-            <wp:docPr id="1935793082" name="Picture 47" descr="hòn đá bạc "/>
-            <wp:cNvGraphicFramePr>
-              <a:graphicFrameLocks xmlns:a="http://schemas.openxmlformats.org/drawingml/2006/main" noChangeAspect="1"/>
-            </wp:cNvGraphicFramePr>
-            <a:graphic xmlns:a="http://schemas.openxmlformats.org/drawingml/2006/main">
-              <a:graphicData uri="http://schemas.openxmlformats.org/drawingml/2006/picture">
-                <pic:pic xmlns:pic="http://schemas.openxmlformats.org/drawingml/2006/picture">
-                  <pic:nvPicPr>
-                    <pic:cNvPr id="0" name="Picture 130" descr="hòn đá bạc "/>
-                    <pic:cNvPicPr>
-                      <a:picLocks noChangeAspect="1" noChangeArrowheads="1"/>
-                    </pic:cNvPicPr>
-                  </pic:nvPicPr>
-                  <pic:blipFill>
-                    <a:blip r:embed="rId7">
-                      <a:extLst>
-                        <a:ext uri="{28A0092B-C50C-407E-A947-70E740481C1C}">
-                          <a14:useLocalDpi xmlns:a14="http://schemas.microsoft.com/office/drawing/2010/main" val="0"/>
-                        </a:ext>
-                      </a:extLst>
-                    </a:blip>
-                    <a:srcRect/>
-                    <a:stretch>
-                      <a:fillRect/>
-                    </a:stretch>
-                  </pic:blipFill>
-                  <pic:spPr bwMode="auto">
-                    <a:xfrm>
-                      <a:off x="0" y="0"/>
-                      <a:ext cx="5943600" cy="3925570"/>
-                    </a:xfrm>
-                    <a:prstGeom prst="rect">
-                      <a:avLst/>
-                    </a:prstGeom>
-                    <a:noFill/>
-                    <a:ln>
-                      <a:noFill/>
-                    </a:ln>
-                  </pic:spPr>
-                </pic:pic>
-              </a:graphicData>
-            </a:graphic>
-          </wp:inline>
-        </w:drawing>
-      </w:r>
-    </w:p>
-    <w:p>
-      <w:pPr>
-        <w:rPr>
-          <w:i/>
-          <w:iCs/>
-        </w:rPr>
-      </w:pPr>
-      <w:r>
-        <w:rPr>
-          <w:i/>
-          <w:iCs/>
-        </w:rPr>
-        <w:t>ảnh st</w:t>
-      </w:r>
-    </w:p>
-    <w:p/>
-    <w:p>
-      <w:pPr>
-        <w:rPr>
-          <w:i/>
-          <w:iCs/>
-        </w:rPr>
-      </w:pPr>
-      <w:r>
-        <w:rPr>
-          <w:i/>
-          <w:iCs/>
-        </w:rPr>
-        <w:t>ảnh st</w:t>
-      </w:r>
-    </w:p>
-    <w:p/>
-    <w:p>
-      <w:pPr>
-        <w:rPr>
-          <w:i/>
-          <w:iCs/>
-        </w:rPr>
-      </w:pPr>
-      <w:r>
-        <w:rPr>
-          <w:i/>
-          <w:iCs/>
-        </w:rPr>
-        <w:t>Bàn Chân Tiên (ảnh st)</w:t>
-      </w:r>
-    </w:p>
-    <w:p>
-      <w:r>
         <w:t>Bên cạnh đó, Hòn Đá Bạc còn có cả một hệ sinh thái rừng vô cùng phong phú, đa dạng với các mảng rừng và thảm thực vật nguyên sinh vô cùng quý hiếm.</w:t>
-      </w:r>
-    </w:p>
-    <w:p/>
-    <w:p>
-      <w:pPr>
-        <w:rPr>
-          <w:i/>
-          <w:iCs/>
-        </w:rPr>
-      </w:pPr>
-      <w:r>
-        <w:rPr>
-          <w:i/>
-          <w:iCs/>
-        </w:rPr>
-        <w:t>Hệ sinh thái Hòn Đá Bạc (ảnh st)</w:t>
       </w:r>
     </w:p>
     <w:p>
       <w:r>
         <w:t>Theo như tìm hiểu thì người dân nơi đây nói rằng: Vì lúc ra khơi, nhìn từ biển cả, khi nắng chiếu vào, hòn ánh lên một vẻ trắng sáng lấp lánh như bạc nên người dân đặt tên cho hòn là Đá Bạc.</w:t>
-      </w:r>
-    </w:p>
-    <w:p/>
-    <w:p>
-      <w:pPr>
-        <w:rPr>
-          <w:i/>
-          <w:iCs/>
-        </w:rPr>
-      </w:pPr>
-      <w:r>
-        <w:rPr>
-          <w:i/>
-          <w:iCs/>
-        </w:rPr>
-        <w:t>ảnh st</w:t>
       </w:r>
     </w:p>
     <w:p>
@@ -305,58 +89,7 @@
         <w:t>Hội tụ giá trị tâm linh</w:t>
       </w:r>
     </w:p>
-    <w:p>
-      <w:r>
-        <w:drawing>
-          <wp:inline distT="0" distB="0" distL="0" distR="0" wp14:anchorId="00D0D0A5" wp14:editId="6D9A62BC">
-            <wp:extent cx="5943600" cy="3991610"/>
-            <wp:effectExtent l="0" t="0" r="0" b="8890"/>
-            <wp:docPr id="1943340929" name="Picture 42" descr="Lăng Ông Nam Hải"/>
-            <wp:cNvGraphicFramePr>
-              <a:graphicFrameLocks xmlns:a="http://schemas.openxmlformats.org/drawingml/2006/main" noChangeAspect="1"/>
-            </wp:cNvGraphicFramePr>
-            <a:graphic xmlns:a="http://schemas.openxmlformats.org/drawingml/2006/main">
-              <a:graphicData uri="http://schemas.openxmlformats.org/drawingml/2006/picture">
-                <pic:pic xmlns:pic="http://schemas.openxmlformats.org/drawingml/2006/picture">
-                  <pic:nvPicPr>
-                    <pic:cNvPr id="0" name="Picture 135" descr="Lăng Ông Nam Hải"/>
-                    <pic:cNvPicPr>
-                      <a:picLocks noChangeAspect="1" noChangeArrowheads="1"/>
-                    </pic:cNvPicPr>
-                  </pic:nvPicPr>
-                  <pic:blipFill>
-                    <a:blip r:embed="rId8">
-                      <a:extLst>
-                        <a:ext uri="{28A0092B-C50C-407E-A947-70E740481C1C}">
-                          <a14:useLocalDpi xmlns:a14="http://schemas.microsoft.com/office/drawing/2010/main" val="0"/>
-                        </a:ext>
-                      </a:extLst>
-                    </a:blip>
-                    <a:srcRect/>
-                    <a:stretch>
-                      <a:fillRect/>
-                    </a:stretch>
-                  </pic:blipFill>
-                  <pic:spPr bwMode="auto">
-                    <a:xfrm>
-                      <a:off x="0" y="0"/>
-                      <a:ext cx="5943600" cy="3991610"/>
-                    </a:xfrm>
-                    <a:prstGeom prst="rect">
-                      <a:avLst/>
-                    </a:prstGeom>
-                    <a:noFill/>
-                    <a:ln>
-                      <a:noFill/>
-                    </a:ln>
-                  </pic:spPr>
-                </pic:pic>
-              </a:graphicData>
-            </a:graphic>
-          </wp:inline>
-        </w:drawing>
-      </w:r>
-    </w:p>
+    <w:p/>
     <w:p>
       <w:pPr>
         <w:rPr>
@@ -369,7 +102,7 @@
           <w:i/>
           <w:iCs/>
         </w:rPr>
-        <w:t>Lăng Ông Nam Hải (ảnh st)</w:t>
+        <w:t>Lăng Ông Nam Hải</w:t>
       </w:r>
     </w:p>
     <w:p>
@@ -379,126 +112,18 @@
     </w:p>
     <w:p>
       <w:r>
+        <w:lastRenderedPageBreak/>
         <w:t>Du khách đến thăm quan Lăng sẽ được chiêm ngưỡng bộ xương cá voi lớn mà nhân dân trưng bày để thờ phượng. Vào ngày 23/5 Âm Lịch hằng năm, ngư dân địa phương, những người đang đánh bắt cá ở ngoài biển khơi và khách du lịch thập phương đều đổ về Hòn Đá Bạc dự lễ hội Nghinh Ông để cầu cho mưa thuận gió hòa, quốc thái dân an và đánh bắt được mùa.</w:t>
       </w:r>
     </w:p>
+    <w:p/>
     <w:p>
-      <w:r>
-        <w:drawing>
-          <wp:inline distT="0" distB="0" distL="0" distR="0" wp14:anchorId="65E0FB64" wp14:editId="4F8BCB4F">
-            <wp:extent cx="5943600" cy="3947795"/>
-            <wp:effectExtent l="0" t="0" r="0" b="0"/>
-            <wp:docPr id="1413016434" name="Picture 41" descr="Nghinh Ông"/>
-            <wp:cNvGraphicFramePr>
-              <a:graphicFrameLocks xmlns:a="http://schemas.openxmlformats.org/drawingml/2006/main" noChangeAspect="1"/>
-            </wp:cNvGraphicFramePr>
-            <a:graphic xmlns:a="http://schemas.openxmlformats.org/drawingml/2006/main">
-              <a:graphicData uri="http://schemas.openxmlformats.org/drawingml/2006/picture">
-                <pic:pic xmlns:pic="http://schemas.openxmlformats.org/drawingml/2006/picture">
-                  <pic:nvPicPr>
-                    <pic:cNvPr id="0" name="Picture 136" descr="Nghinh Ông"/>
-                    <pic:cNvPicPr>
-                      <a:picLocks noChangeAspect="1" noChangeArrowheads="1"/>
-                    </pic:cNvPicPr>
-                  </pic:nvPicPr>
-                  <pic:blipFill>
-                    <a:blip r:embed="rId9">
-                      <a:extLst>
-                        <a:ext uri="{28A0092B-C50C-407E-A947-70E740481C1C}">
-                          <a14:useLocalDpi xmlns:a14="http://schemas.microsoft.com/office/drawing/2010/main" val="0"/>
-                        </a:ext>
-                      </a:extLst>
-                    </a:blip>
-                    <a:srcRect/>
-                    <a:stretch>
-                      <a:fillRect/>
-                    </a:stretch>
-                  </pic:blipFill>
-                  <pic:spPr bwMode="auto">
-                    <a:xfrm>
-                      <a:off x="0" y="0"/>
-                      <a:ext cx="5943600" cy="3947795"/>
-                    </a:xfrm>
-                    <a:prstGeom prst="rect">
-                      <a:avLst/>
-                    </a:prstGeom>
-                    <a:noFill/>
-                    <a:ln>
-                      <a:noFill/>
-                    </a:ln>
-                  </pic:spPr>
-                </pic:pic>
-              </a:graphicData>
-            </a:graphic>
-          </wp:inline>
-        </w:drawing>
-      </w:r>
-    </w:p>
-    <w:p>
-      <w:pPr>
-        <w:rPr>
-          <w:i/>
-          <w:iCs/>
-        </w:rPr>
-      </w:pPr>
       <w:r>
         <w:rPr>
           <w:i/>
           <w:iCs/>
         </w:rPr>
-        <w:t>Nghinh Ông (ảnh st)</w:t>
-      </w:r>
-    </w:p>
-    <w:p>
-      <w:r>
-        <w:drawing>
-          <wp:inline distT="0" distB="0" distL="0" distR="0" wp14:anchorId="0319270A" wp14:editId="5A165CCA">
-            <wp:extent cx="5943600" cy="3977005"/>
-            <wp:effectExtent l="0" t="0" r="0" b="4445"/>
-            <wp:docPr id="1863188459" name="Picture 40" descr="Bộ xương cá voi"/>
-            <wp:cNvGraphicFramePr>
-              <a:graphicFrameLocks xmlns:a="http://schemas.openxmlformats.org/drawingml/2006/main" noChangeAspect="1"/>
-            </wp:cNvGraphicFramePr>
-            <a:graphic xmlns:a="http://schemas.openxmlformats.org/drawingml/2006/main">
-              <a:graphicData uri="http://schemas.openxmlformats.org/drawingml/2006/picture">
-                <pic:pic xmlns:pic="http://schemas.openxmlformats.org/drawingml/2006/picture">
-                  <pic:nvPicPr>
-                    <pic:cNvPr id="0" name="Picture 137" descr="Bộ xương cá voi"/>
-                    <pic:cNvPicPr>
-                      <a:picLocks noChangeAspect="1" noChangeArrowheads="1"/>
-                    </pic:cNvPicPr>
-                  </pic:nvPicPr>
-                  <pic:blipFill>
-                    <a:blip r:embed="rId10">
-                      <a:extLst>
-                        <a:ext uri="{28A0092B-C50C-407E-A947-70E740481C1C}">
-                          <a14:useLocalDpi xmlns:a14="http://schemas.microsoft.com/office/drawing/2010/main" val="0"/>
-                        </a:ext>
-                      </a:extLst>
-                    </a:blip>
-                    <a:srcRect/>
-                    <a:stretch>
-                      <a:fillRect/>
-                    </a:stretch>
-                  </pic:blipFill>
-                  <pic:spPr bwMode="auto">
-                    <a:xfrm>
-                      <a:off x="0" y="0"/>
-                      <a:ext cx="5943600" cy="3977005"/>
-                    </a:xfrm>
-                    <a:prstGeom prst="rect">
-                      <a:avLst/>
-                    </a:prstGeom>
-                    <a:noFill/>
-                    <a:ln>
-                      <a:noFill/>
-                    </a:ln>
-                  </pic:spPr>
-                </pic:pic>
-              </a:graphicData>
-            </a:graphic>
-          </wp:inline>
-        </w:drawing>
+        <w:t xml:space="preserve">Nghinh Ông </w:t>
       </w:r>
     </w:p>
     <w:p>
@@ -513,59 +138,7 @@
           <w:i/>
           <w:iCs/>
         </w:rPr>
-        <w:t>Bộ xương cá voi (ảnh st)</w:t>
-      </w:r>
-    </w:p>
-    <w:p>
-      <w:r>
-        <w:drawing>
-          <wp:inline distT="0" distB="0" distL="0" distR="0" wp14:anchorId="76FB654C" wp14:editId="0F19ADD4">
-            <wp:extent cx="5943600" cy="3984625"/>
-            <wp:effectExtent l="0" t="0" r="0" b="0"/>
-            <wp:docPr id="665133477" name="Picture 39" descr="Lăng Ông Nam Hải "/>
-            <wp:cNvGraphicFramePr>
-              <a:graphicFrameLocks xmlns:a="http://schemas.openxmlformats.org/drawingml/2006/main" noChangeAspect="1"/>
-            </wp:cNvGraphicFramePr>
-            <a:graphic xmlns:a="http://schemas.openxmlformats.org/drawingml/2006/main">
-              <a:graphicData uri="http://schemas.openxmlformats.org/drawingml/2006/picture">
-                <pic:pic xmlns:pic="http://schemas.openxmlformats.org/drawingml/2006/picture">
-                  <pic:nvPicPr>
-                    <pic:cNvPr id="0" name="Picture 138" descr="Lăng Ông Nam Hải "/>
-                    <pic:cNvPicPr>
-                      <a:picLocks noChangeAspect="1" noChangeArrowheads="1"/>
-                    </pic:cNvPicPr>
-                  </pic:nvPicPr>
-                  <pic:blipFill>
-                    <a:blip r:embed="rId11">
-                      <a:extLst>
-                        <a:ext uri="{28A0092B-C50C-407E-A947-70E740481C1C}">
-                          <a14:useLocalDpi xmlns:a14="http://schemas.microsoft.com/office/drawing/2010/main" val="0"/>
-                        </a:ext>
-                      </a:extLst>
-                    </a:blip>
-                    <a:srcRect/>
-                    <a:stretch>
-                      <a:fillRect/>
-                    </a:stretch>
-                  </pic:blipFill>
-                  <pic:spPr bwMode="auto">
-                    <a:xfrm>
-                      <a:off x="0" y="0"/>
-                      <a:ext cx="5943600" cy="3984625"/>
-                    </a:xfrm>
-                    <a:prstGeom prst="rect">
-                      <a:avLst/>
-                    </a:prstGeom>
-                    <a:noFill/>
-                    <a:ln>
-                      <a:noFill/>
-                    </a:ln>
-                  </pic:spPr>
-                </pic:pic>
-              </a:graphicData>
-            </a:graphic>
-          </wp:inline>
-        </w:drawing>
+        <w:t xml:space="preserve">Bộ xương cá voi </w:t>
       </w:r>
     </w:p>
     <w:p>
@@ -580,7 +153,7 @@
           <w:i/>
           <w:iCs/>
         </w:rPr>
-        <w:t>Lăng Ông Nam Hải (ảnh st)</w:t>
+        <w:t xml:space="preserve">Lăng Ông Nam Hải </w:t>
       </w:r>
     </w:p>
     <w:p>
@@ -604,58 +177,6 @@
       </w:r>
     </w:p>
     <w:p>
-      <w:r>
-        <w:drawing>
-          <wp:inline distT="0" distB="0" distL="0" distR="0" wp14:anchorId="256A1D6F" wp14:editId="448A8403">
-            <wp:extent cx="5943600" cy="3545840"/>
-            <wp:effectExtent l="0" t="0" r="0" b="0"/>
-            <wp:docPr id="1289677450" name="Picture 38" descr="Di tích lịch sử "/>
-            <wp:cNvGraphicFramePr>
-              <a:graphicFrameLocks xmlns:a="http://schemas.openxmlformats.org/drawingml/2006/main" noChangeAspect="1"/>
-            </wp:cNvGraphicFramePr>
-            <a:graphic xmlns:a="http://schemas.openxmlformats.org/drawingml/2006/main">
-              <a:graphicData uri="http://schemas.openxmlformats.org/drawingml/2006/picture">
-                <pic:pic xmlns:pic="http://schemas.openxmlformats.org/drawingml/2006/picture">
-                  <pic:nvPicPr>
-                    <pic:cNvPr id="0" name="Picture 139" descr="Di tích lịch sử "/>
-                    <pic:cNvPicPr>
-                      <a:picLocks noChangeAspect="1" noChangeArrowheads="1"/>
-                    </pic:cNvPicPr>
-                  </pic:nvPicPr>
-                  <pic:blipFill>
-                    <a:blip r:embed="rId12">
-                      <a:extLst>
-                        <a:ext uri="{28A0092B-C50C-407E-A947-70E740481C1C}">
-                          <a14:useLocalDpi xmlns:a14="http://schemas.microsoft.com/office/drawing/2010/main" val="0"/>
-                        </a:ext>
-                      </a:extLst>
-                    </a:blip>
-                    <a:srcRect/>
-                    <a:stretch>
-                      <a:fillRect/>
-                    </a:stretch>
-                  </pic:blipFill>
-                  <pic:spPr bwMode="auto">
-                    <a:xfrm>
-                      <a:off x="0" y="0"/>
-                      <a:ext cx="5943600" cy="3545840"/>
-                    </a:xfrm>
-                    <a:prstGeom prst="rect">
-                      <a:avLst/>
-                    </a:prstGeom>
-                    <a:noFill/>
-                    <a:ln>
-                      <a:noFill/>
-                    </a:ln>
-                  </pic:spPr>
-                </pic:pic>
-              </a:graphicData>
-            </a:graphic>
-          </wp:inline>
-        </w:drawing>
-      </w:r>
-    </w:p>
-    <w:p>
       <w:pPr>
         <w:rPr>
           <w:i/>
@@ -667,7 +188,7 @@
           <w:i/>
           <w:iCs/>
         </w:rPr>
-        <w:t>Di tích lịch sử (ảnh st)</w:t>
+        <w:t xml:space="preserve">Di tích lịch sử </w:t>
       </w:r>
     </w:p>
     <w:p>
@@ -675,7 +196,6 @@
         <w:t>Năm 1981, Hòn Đá Bạc là nơi kết thúc chuyên án CM12 kéo dài 4 năm. Chuyên án đã đánh bại cuộc nhập biên phá hoại, âm mưu lật đổ chế độ Xã hội Chủ nghĩa của các đối tượng lưu vong nước ngoài kết hợp với thế lực phản động trong nước do Lê Quốc Túy và Mai Văn Hạnh cầm đầu.</w:t>
       </w:r>
     </w:p>
-    <w:p/>
     <w:p>
       <w:pPr>
         <w:rPr>
@@ -688,10 +208,9 @@
           <w:i/>
           <w:iCs/>
         </w:rPr>
-        <w:t>Di tích Hòn Đá Bạc (ảnh st)</w:t>
+        <w:t xml:space="preserve">Di tích Hòn Đá Bạc </w:t>
       </w:r>
     </w:p>
-    <w:p/>
     <w:p>
       <w:pPr>
         <w:rPr>
@@ -704,7 +223,7 @@
           <w:i/>
           <w:iCs/>
         </w:rPr>
-        <w:t>Bảo tàng CAND (ảnh st)</w:t>
+        <w:t xml:space="preserve">Bảo tàng CAND </w:t>
       </w:r>
     </w:p>
     <w:p>
@@ -712,74 +231,16 @@
         <w:t>Ngày 22/6/2009, Bộ Văn hóa, Thể thao và Du lịch đã công nhận di tích: Hòn Đá Bạc – Trung tâm chỉ huy kế hoạch phản gián CM12 (09/9/1981- 09/9/1984) là Di tích lịch sử Quốc gia. Bộ Công an và tỉnh Cà Mau đã xây dựng bia kỷ niệm chiến tích của quân và dân Khánh Bình Tây anh hùng, Bảo tàng CAND, Tượng đài chiến thắng “Kếhoạch CM12” và Nhà truyền thống tại khu di tích nổi tiếng này. Tất cả những điều đó khiến cho một hòn đảo nhỏ ở xa tít ven bờ biển Cà Mau luôn là điểm đến của nhiều người, khơi dậy tinh thần yêu nước của người dân địa phương cũng như du khách thập phương.</w:t>
       </w:r>
     </w:p>
-    <w:p/>
     <w:p>
-      <w:pPr>
-        <w:rPr>
-          <w:i/>
-          <w:iCs/>
-        </w:rPr>
-      </w:pPr>
       <w:r>
         <w:rPr>
           <w:i/>
           <w:iCs/>
         </w:rPr>
-        <w:t>Di tích quốc gia (ảnh st)</w:t>
+        <w:t xml:space="preserve">Di tích quốc gia </w:t>
       </w:r>
     </w:p>
-    <w:p>
-      <w:r>
-        <w:drawing>
-          <wp:inline distT="0" distB="0" distL="0" distR="0" wp14:anchorId="4E603A65" wp14:editId="0C248E48">
-            <wp:extent cx="5943600" cy="3977005"/>
-            <wp:effectExtent l="0" t="0" r="0" b="4445"/>
-            <wp:docPr id="112118657" name="Picture 34" descr="tượng đài Bảo Vệ An ninh Tổ Quốc"/>
-            <wp:cNvGraphicFramePr>
-              <a:graphicFrameLocks xmlns:a="http://schemas.openxmlformats.org/drawingml/2006/main" noChangeAspect="1"/>
-            </wp:cNvGraphicFramePr>
-            <a:graphic xmlns:a="http://schemas.openxmlformats.org/drawingml/2006/main">
-              <a:graphicData uri="http://schemas.openxmlformats.org/drawingml/2006/picture">
-                <pic:pic xmlns:pic="http://schemas.openxmlformats.org/drawingml/2006/picture">
-                  <pic:nvPicPr>
-                    <pic:cNvPr id="0" name="Picture 143" descr="tượng đài Bảo Vệ An ninh Tổ Quốc"/>
-                    <pic:cNvPicPr>
-                      <a:picLocks noChangeAspect="1" noChangeArrowheads="1"/>
-                    </pic:cNvPicPr>
-                  </pic:nvPicPr>
-                  <pic:blipFill>
-                    <a:blip r:embed="rId13">
-                      <a:extLst>
-                        <a:ext uri="{28A0092B-C50C-407E-A947-70E740481C1C}">
-                          <a14:useLocalDpi xmlns:a14="http://schemas.microsoft.com/office/drawing/2010/main" val="0"/>
-                        </a:ext>
-                      </a:extLst>
-                    </a:blip>
-                    <a:srcRect/>
-                    <a:stretch>
-                      <a:fillRect/>
-                    </a:stretch>
-                  </pic:blipFill>
-                  <pic:spPr bwMode="auto">
-                    <a:xfrm>
-                      <a:off x="0" y="0"/>
-                      <a:ext cx="5943600" cy="3977005"/>
-                    </a:xfrm>
-                    <a:prstGeom prst="rect">
-                      <a:avLst/>
-                    </a:prstGeom>
-                    <a:noFill/>
-                    <a:ln>
-                      <a:noFill/>
-                    </a:ln>
-                  </pic:spPr>
-                </pic:pic>
-              </a:graphicData>
-            </a:graphic>
-          </wp:inline>
-        </w:drawing>
-      </w:r>
-    </w:p>
+    <w:p/>
     <w:p>
       <w:pPr>
         <w:rPr>
@@ -792,23 +253,7 @@
           <w:i/>
           <w:iCs/>
         </w:rPr>
-        <w:t xml:space="preserve">tượng đài Bảo Vệ </w:t>
-      </w:r>
-      <w:proofErr w:type="gramStart"/>
-      <w:r>
-        <w:rPr>
-          <w:i/>
-          <w:iCs/>
-        </w:rPr>
-        <w:t>An</w:t>
-      </w:r>
-      <w:proofErr w:type="gramEnd"/>
-      <w:r>
-        <w:rPr>
-          <w:i/>
-          <w:iCs/>
-        </w:rPr>
-        <w:t xml:space="preserve"> ninh Tổ Quốc (ảnh st)</w:t>
+        <w:t xml:space="preserve">tượng đài Bảo Vệ An ninh Tổ Quốc </w:t>
       </w:r>
     </w:p>
     <w:p>
@@ -828,47 +273,7 @@
     </w:p>
     <w:p>
       <w:r>
-        <w:t xml:space="preserve">Du khác khi đến Hòn Đá Bạc có thể tự mình đi câu cá nâu, cá đối, hay cùng ngư dân lặn xuống biể bắt những con hàu bám chặt vào các hốc đá dưới nước, sau đó thuê bếp, chế biến và thưởng thức hương vị thơm ngon ngay trên đảo. Còn gì thư thái hơn khi được thưởng thức những món hải sản mà tự tay mình bắt lấy giữa chập chùng con sóng nơi tận cùng của Tổ </w:t>
-      </w:r>
-      <w:proofErr w:type="gramStart"/>
-      <w:r>
-        <w:t>quốc,  thả</w:t>
-      </w:r>
-      <w:proofErr w:type="gramEnd"/>
-      <w:r>
-        <w:t xml:space="preserve"> hồn mình theo câu vọng cổ, điệu hò ơ chan hòa.</w:t>
-      </w:r>
-    </w:p>
-    <w:p/>
-    <w:p>
-      <w:pPr>
-        <w:rPr>
-          <w:i/>
-          <w:iCs/>
-        </w:rPr>
-      </w:pPr>
-      <w:r>
-        <w:rPr>
-          <w:i/>
-          <w:iCs/>
-        </w:rPr>
-        <w:t>ảnh st</w:t>
-      </w:r>
-    </w:p>
-    <w:p/>
-    <w:p>
-      <w:pPr>
-        <w:rPr>
-          <w:i/>
-          <w:iCs/>
-        </w:rPr>
-      </w:pPr>
-      <w:r>
-        <w:rPr>
-          <w:i/>
-          <w:iCs/>
-        </w:rPr>
-        <w:t>ảnh st</w:t>
+        <w:t>Du khác khi đến Hòn Đá Bạc có thể tự mình đi câu cá nâu, cá đối, hay cùng ngư dân lặn xuống biể bắt những con hàu bám chặt vào các hốc đá dưới nước, sau đó thuê bếp, chế biến và thưởng thức hương vị thơm ngon ngay trên đảo. Còn gì thư thái hơn khi được thưởng thức những món hải sản mà tự tay mình bắt lấy giữa chập chùng con sóng nơi tận cùng của Tổ quốc,  thả hồn mình theo câu vọng cổ, điệu hò ơ chan hòa.</w:t>
       </w:r>
     </w:p>
     <w:p>
@@ -895,7 +300,7 @@
       <w:r>
         <w:t>Từ TP Cà Mau đến Hòn Đá Bạc chỉ mất 1h30 phút đi xe ô tô hoặc xe gắn máy theo đường vào khu </w:t>
       </w:r>
-      <w:hyperlink r:id="rId14" w:tgtFrame="_blank" w:history="1">
+      <w:hyperlink r:id="rId5" w:tgtFrame="_blank" w:history="1">
         <w:r>
           <w:rPr>
             <w:rStyle w:val="Hyperlink"/>
@@ -907,63 +312,6 @@
         <w:t>, qua Co Xáng, Cơi Năm. Nếu đi bằng phương tiện đường thủy, từ TP Cà Mau, xuôi theo dòng kinh Tắc Thủ, sang kinh Hội Đồng Thành về hướng Tây, vượt thêm khoảng 40km nữa là đến xã Khánh Bình Tây, xã Khánh Hải, huyện Trần Văn Thời. Đi thêm đoạn đường nữa là tới ấp Đá Bạc B, từ xa đã thấy Hòn Đá Bạc như một hòn non bộ “sừng sững” vượt lên trên dãy nhà xóm Kinh Hòn.</w:t>
       </w:r>
     </w:p>
-    <w:p/>
-    <w:p>
-      <w:pPr>
-        <w:rPr>
-          <w:i/>
-          <w:iCs/>
-        </w:rPr>
-      </w:pPr>
-      <w:r>
-        <w:rPr>
-          <w:i/>
-          <w:iCs/>
-        </w:rPr>
-        <w:t>ảnh st</w:t>
-      </w:r>
-    </w:p>
-    <w:p/>
-    <w:p>
-      <w:pPr>
-        <w:rPr>
-          <w:i/>
-          <w:iCs/>
-        </w:rPr>
-      </w:pPr>
-      <w:r>
-        <w:rPr>
-          <w:i/>
-          <w:iCs/>
-        </w:rPr>
-        <w:t>ảnh st</w:t>
-      </w:r>
-    </w:p>
-    <w:p>
-      <w:pPr>
-        <w:numPr>
-          <w:ilvl w:val="0"/>
-          <w:numId w:val="12"/>
-        </w:numPr>
-      </w:pPr>
-      <w:r>
-        <w:rPr>
-          <w:i/>
-          <w:iCs/>
-        </w:rPr>
-        <w:t>Xem bản đồđường đi tới Hòn Đá Bạc </w:t>
-      </w:r>
-      <w:hyperlink r:id="rId15" w:tgtFrame="_blank" w:history="1">
-        <w:r>
-          <w:rPr>
-            <w:rStyle w:val="Hyperlink"/>
-            <w:i/>
-            <w:iCs/>
-          </w:rPr>
-          <w:t>tại đây.</w:t>
-        </w:r>
-      </w:hyperlink>
-    </w:p>
     <w:p>
       <w:pPr>
         <w:rPr>
@@ -994,7 +342,6 @@
         <w:t>Hon Da Bac Hotel</w:t>
       </w:r>
     </w:p>
-    <w:p/>
     <w:p>
       <w:pPr>
         <w:rPr>
@@ -3454,6 +2801,7 @@
   <w:style w:type="character" w:default="1" w:styleId="DefaultParagraphFont">
     <w:name w:val="Default Paragraph Font"/>
     <w:uiPriority w:val="1"/>
+    <w:semiHidden/>
     <w:unhideWhenUsed/>
   </w:style>
   <w:style w:type="table" w:default="1" w:styleId="TableNormal">
